--- a/rus/docx/20.content.docx
+++ b/rus/docx/20.content.docx
@@ -19,7 +19,7 @@
         <w:rPr>
           <w:lang w:val="ru_RU" w:bidi="ru_RU"/>
         </w:rPr>
-        <w:t>Resource: Заметки к учебнику - Вступления к книгам (Тиндейл)</w:t>
+        <w:t>Resource: Tyndale Open Study Notes</w:t>
       </w:r>
       <w:r>
         <w:rPr>
@@ -112,7 +112,7 @@
         <w:rPr>
           <w:lang w:val="ru_RU" w:bidi="ru_RU"/>
         </w:rPr>
-        <w:t>Заметки к учебнику - Вступления к книгам (Тиндейл)</w:t>
+        <w:t>Tyndale Open Study Notes</w:t>
       </w:r>
     </w:p>
     <w:p>

--- a/rus/docx/20.content.docx
+++ b/rus/docx/20.content.docx
@@ -19,7 +19,7 @@
         <w:rPr>
           <w:lang w:val="ru_RU" w:bidi="ru_RU"/>
         </w:rPr>
-        <w:t>Resource: Tyndale Open Study Notes</w:t>
+        <w:t>Resource: Aquifer Open Study Notes (Book Intros)</w:t>
       </w:r>
       <w:r>
         <w:rPr>
@@ -112,7 +112,7 @@
         <w:rPr>
           <w:lang w:val="ru_RU" w:bidi="ru_RU"/>
         </w:rPr>
-        <w:t>Tyndale Open Study Notes</w:t>
+        <w:t>Aquifer Open Study Notes (Book Intros)</w:t>
       </w:r>
     </w:p>
     <w:p>

--- a/rus/docx/20.content.docx
+++ b/rus/docx/20.content.docx
@@ -295,36 +295,24 @@
         </w:rPr>
         <w:t>со своим сыном (</w:t>
       </w:r>
-      <w:hyperlink r:id="rId13">
-        <w:r>
-          <w:rPr>
-            <w:lang w:val="ru_RU" w:bidi="ru_RU"/>
-          </w:rPr>
-          <w:rPr>
-            <w:color w:val="0000EE"/>
-            <w:u w:val="single"/>
-          </w:rPr>
-          <w:t>гл.1–9</w:t>
-        </w:r>
-      </w:hyperlink>
+      <w:r>
+        <w:rPr>
+          <w:lang w:val="ru_RU" w:bidi="ru_RU"/>
+        </w:rPr>
+        <w:t>гл.1–9</w:t>
+      </w:r>
       <w:r>
         <w:rPr>
           <w:lang w:val="ru_RU" w:bidi="ru_RU"/>
         </w:rPr>
         <w:t>). Затем следуют сборники мудрых изречений (</w:t>
       </w:r>
-      <w:hyperlink r:id="rId14">
-        <w:r>
-          <w:rPr>
-            <w:lang w:val="ru_RU" w:bidi="ru_RU"/>
-          </w:rPr>
-          <w:rPr>
-            <w:color w:val="0000EE"/>
-            <w:u w:val="single"/>
-          </w:rPr>
-          <w:t>гл.10–31</w:t>
-        </w:r>
-      </w:hyperlink>
+      <w:r>
+        <w:rPr>
+          <w:lang w:val="ru_RU" w:bidi="ru_RU"/>
+        </w:rPr>
+        <w:t>гл.10–31</w:t>
+      </w:r>
       <w:r>
         <w:rPr>
           <w:lang w:val="ru_RU" w:bidi="ru_RU"/>
@@ -390,18 +378,12 @@
         </w:rPr>
         <w:t>» (</w:t>
       </w:r>
-      <w:hyperlink r:id="rId15">
-        <w:r>
-          <w:rPr>
-            <w:lang w:val="ru_RU" w:bidi="ru_RU"/>
-          </w:rPr>
-          <w:rPr>
-            <w:color w:val="0000EE"/>
-            <w:u w:val="single"/>
-          </w:rPr>
-          <w:t>10:26</w:t>
-        </w:r>
-      </w:hyperlink>
+      <w:r>
+        <w:rPr>
+          <w:lang w:val="ru_RU" w:bidi="ru_RU"/>
+        </w:rPr>
+        <w:t>10:26</w:t>
+      </w:r>
       <w:r>
         <w:rPr>
           <w:lang w:val="ru_RU" w:bidi="ru_RU"/>
@@ -462,18 +444,12 @@
         </w:rPr>
         <w:t xml:space="preserve"> (</w:t>
       </w:r>
-      <w:hyperlink r:id="rId16">
-        <w:r>
-          <w:rPr>
-            <w:lang w:val="ru_RU" w:bidi="ru_RU"/>
-          </w:rPr>
-          <w:rPr>
-            <w:color w:val="0000EE"/>
-            <w:u w:val="single"/>
-          </w:rPr>
-          <w:t>16:13</w:t>
-        </w:r>
-      </w:hyperlink>
+      <w:r>
+        <w:rPr>
+          <w:lang w:val="ru_RU" w:bidi="ru_RU"/>
+        </w:rPr>
+        <w:t>16:13</w:t>
+      </w:r>
       <w:r>
         <w:rPr>
           <w:lang w:val="ru_RU" w:bidi="ru_RU"/>
@@ -534,18 +510,12 @@
         </w:rPr>
         <w:t xml:space="preserve"> (</w:t>
       </w:r>
-      <w:hyperlink r:id="rId17">
-        <w:r>
-          <w:rPr>
-            <w:lang w:val="ru_RU" w:bidi="ru_RU"/>
-          </w:rPr>
-          <w:rPr>
-            <w:color w:val="0000EE"/>
-            <w:u w:val="single"/>
-          </w:rPr>
-          <w:t>14:1</w:t>
-        </w:r>
-      </w:hyperlink>
+      <w:r>
+        <w:rPr>
+          <w:lang w:val="ru_RU" w:bidi="ru_RU"/>
+        </w:rPr>
+        <w:t>14:1</w:t>
+      </w:r>
       <w:r>
         <w:rPr>
           <w:lang w:val="ru_RU" w:bidi="ru_RU"/>
@@ -593,18 +563,12 @@
         </w:rPr>
         <w:t>(</w:t>
       </w:r>
-      <w:hyperlink r:id="rId18">
-        <w:r>
-          <w:rPr>
-            <w:lang w:val="ru_RU" w:bidi="ru_RU"/>
-          </w:rPr>
-          <w:rPr>
-            <w:color w:val="0000EE"/>
-            <w:u w:val="single"/>
-          </w:rPr>
-          <w:t>15:16</w:t>
-        </w:r>
-      </w:hyperlink>
+      <w:r>
+        <w:rPr>
+          <w:lang w:val="ru_RU" w:bidi="ru_RU"/>
+        </w:rPr>
+        <w:t>15:16</w:t>
+      </w:r>
       <w:r>
         <w:rPr>
           <w:lang w:val="ru_RU" w:bidi="ru_RU"/>
@@ -650,54 +614,36 @@
         </w:rPr>
         <w:t>Книга Притчи была начата Соломоном (</w:t>
       </w:r>
-      <w:hyperlink r:id="rId19">
-        <w:r>
-          <w:rPr>
-            <w:lang w:val="ru_RU" w:bidi="ru_RU"/>
-          </w:rPr>
-          <w:rPr>
-            <w:color w:val="0000EE"/>
-            <w:u w:val="single"/>
-          </w:rPr>
-          <w:t>1:1</w:t>
-        </w:r>
-      </w:hyperlink>
+      <w:r>
+        <w:rPr>
+          <w:lang w:val="ru_RU" w:bidi="ru_RU"/>
+        </w:rPr>
+        <w:t>1:1</w:t>
+      </w:r>
       <w:r>
         <w:rPr>
           <w:lang w:val="ru_RU" w:bidi="ru_RU"/>
         </w:rPr>
         <w:t>), мудрым царём (</w:t>
       </w:r>
-      <w:hyperlink r:id="rId20">
-        <w:r>
-          <w:rPr>
-            <w:lang w:val="ru_RU" w:bidi="ru_RU"/>
-          </w:rPr>
-          <w:rPr>
-            <w:color w:val="0000EE"/>
-            <w:u w:val="single"/>
-          </w:rPr>
-          <w:t>3Цар.3:5–15</w:t>
-        </w:r>
-      </w:hyperlink>
+      <w:r>
+        <w:rPr>
+          <w:lang w:val="ru_RU" w:bidi="ru_RU"/>
+        </w:rPr>
+        <w:t>3Цар.3:5–15</w:t>
+      </w:r>
       <w:r>
         <w:rPr>
           <w:lang w:val="ru_RU" w:bidi="ru_RU"/>
         </w:rPr>
         <w:t>), который собирал мудрые изречения и составлял свои собственные (</w:t>
       </w:r>
-      <w:hyperlink r:id="rId21">
-        <w:r>
-          <w:rPr>
-            <w:lang w:val="ru_RU" w:bidi="ru_RU"/>
-          </w:rPr>
-          <w:rPr>
-            <w:color w:val="0000EE"/>
-            <w:u w:val="single"/>
-          </w:rPr>
-          <w:t>3Цар.4:29–32</w:t>
-        </w:r>
-      </w:hyperlink>
+      <w:r>
+        <w:rPr>
+          <w:lang w:val="ru_RU" w:bidi="ru_RU"/>
+        </w:rPr>
+        <w:t>3Цар.4:29–32</w:t>
+      </w:r>
       <w:r>
         <w:rPr>
           <w:lang w:val="ru_RU" w:bidi="ru_RU"/>
@@ -716,90 +662,60 @@
         </w:rPr>
         <w:t>» собрали дополнительные Притчи Соломона и включили их в сборник (</w:t>
       </w:r>
-      <w:hyperlink r:id="rId22">
-        <w:r>
-          <w:rPr>
-            <w:lang w:val="ru_RU" w:bidi="ru_RU"/>
-          </w:rPr>
-          <w:rPr>
-            <w:color w:val="0000EE"/>
-            <w:u w:val="single"/>
-          </w:rPr>
-          <w:t>Пр.25:1</w:t>
-        </w:r>
-      </w:hyperlink>
+      <w:r>
+        <w:rPr>
+          <w:lang w:val="ru_RU" w:bidi="ru_RU"/>
+        </w:rPr>
+        <w:t>Пр.25:1</w:t>
+      </w:r>
       <w:r>
         <w:rPr>
           <w:lang w:val="ru_RU" w:bidi="ru_RU"/>
         </w:rPr>
         <w:t>). Среди других составителей или редакторов, упомянутых в книге Притчи, — Агур (</w:t>
       </w:r>
-      <w:hyperlink r:id="rId23">
-        <w:r>
-          <w:rPr>
-            <w:lang w:val="ru_RU" w:bidi="ru_RU"/>
-          </w:rPr>
-          <w:rPr>
-            <w:color w:val="0000EE"/>
-            <w:u w:val="single"/>
-          </w:rPr>
-          <w:t>30:1</w:t>
-        </w:r>
-      </w:hyperlink>
+      <w:r>
+        <w:rPr>
+          <w:lang w:val="ru_RU" w:bidi="ru_RU"/>
+        </w:rPr>
+        <w:t>30:1</w:t>
+      </w:r>
       <w:r>
         <w:rPr>
           <w:lang w:val="ru_RU" w:bidi="ru_RU"/>
         </w:rPr>
         <w:t>), Лемуил (</w:t>
       </w:r>
-      <w:hyperlink r:id="rId24">
-        <w:r>
-          <w:rPr>
-            <w:lang w:val="ru_RU" w:bidi="ru_RU"/>
-          </w:rPr>
-          <w:rPr>
-            <w:color w:val="0000EE"/>
-            <w:u w:val="single"/>
-          </w:rPr>
-          <w:t>31:1</w:t>
-        </w:r>
-      </w:hyperlink>
+      <w:r>
+        <w:rPr>
+          <w:lang w:val="ru_RU" w:bidi="ru_RU"/>
+        </w:rPr>
+        <w:t>31:1</w:t>
+      </w:r>
       <w:r>
         <w:rPr>
           <w:lang w:val="ru_RU" w:bidi="ru_RU"/>
         </w:rPr>
         <w:t>) и «мудрые» (</w:t>
       </w:r>
-      <w:hyperlink r:id="rId25">
-        <w:r>
-          <w:rPr>
-            <w:lang w:val="ru_RU" w:bidi="ru_RU"/>
-          </w:rPr>
-          <w:rPr>
-            <w:color w:val="0000EE"/>
-            <w:u w:val="single"/>
-          </w:rPr>
-          <w:t>22:17</w:t>
-        </w:r>
-      </w:hyperlink>
+      <w:r>
+        <w:rPr>
+          <w:lang w:val="ru_RU" w:bidi="ru_RU"/>
+        </w:rPr>
+        <w:t>22:17</w:t>
+      </w:r>
       <w:r>
         <w:rPr>
           <w:lang w:val="ru_RU" w:bidi="ru_RU"/>
         </w:rPr>
         <w:t xml:space="preserve">; </w:t>
       </w:r>
-      <w:hyperlink r:id="rId26">
-        <w:r>
-          <w:rPr>
-            <w:lang w:val="ru_RU" w:bidi="ru_RU"/>
-          </w:rPr>
-          <w:rPr>
-            <w:color w:val="0000EE"/>
-            <w:u w:val="single"/>
-          </w:rPr>
-          <w:t>24:23</w:t>
-        </w:r>
-      </w:hyperlink>
+      <w:r>
+        <w:rPr>
+          <w:lang w:val="ru_RU" w:bidi="ru_RU"/>
+        </w:rPr>
+        <w:t>24:23</w:t>
+      </w:r>
       <w:r>
         <w:rPr>
           <w:lang w:val="ru_RU" w:bidi="ru_RU"/>
@@ -820,18 +736,12 @@
         </w:rPr>
         <w:t>Некоторые изречения написаны под влиянием соседних народов, например, «тридцать изречений» мудрых (</w:t>
       </w:r>
-      <w:hyperlink r:id="rId27">
-        <w:r>
-          <w:rPr>
-            <w:lang w:val="ru_RU" w:bidi="ru_RU"/>
-          </w:rPr>
-          <w:rPr>
-            <w:color w:val="0000EE"/>
-            <w:u w:val="single"/>
-          </w:rPr>
-          <w:t>22:17–24:22</w:t>
-        </w:r>
-      </w:hyperlink>
+      <w:r>
+        <w:rPr>
+          <w:lang w:val="ru_RU" w:bidi="ru_RU"/>
+        </w:rPr>
+        <w:t>22:17–24:22</w:t>
+      </w:r>
       <w:r>
         <w:rPr>
           <w:lang w:val="ru_RU" w:bidi="ru_RU"/>
@@ -870,18 +780,12 @@
           <w:lang w:val="ru_RU" w:bidi="ru_RU"/>
         </w:rPr>
       </w:r>
-      <w:hyperlink r:id="rId28">
-        <w:r>
-          <w:rPr>
-            <w:lang w:val="ru_RU" w:bidi="ru_RU"/>
-          </w:rPr>
-          <w:rPr>
-            <w:color w:val="0000EE"/>
-            <w:u w:val="single"/>
-          </w:rPr>
-          <w:t>Притчи 1:8–9:18</w:t>
-        </w:r>
-      </w:hyperlink>
+      <w:r>
+        <w:rPr>
+          <w:lang w:val="ru_RU" w:bidi="ru_RU"/>
+        </w:rPr>
+        <w:t>Притчи 1:8–9:18</w:t>
+      </w:r>
       <w:r>
         <w:rPr>
           <w:lang w:val="ru_RU" w:bidi="ru_RU"/>
@@ -901,18 +805,12 @@
         </w:rPr>
         <w:t xml:space="preserve"> являлся именно ученик. Однако упоминание «матери», например, в </w:t>
       </w:r>
-      <w:hyperlink r:id="rId29">
-        <w:r>
-          <w:rPr>
-            <w:lang w:val="ru_RU" w:bidi="ru_RU"/>
-          </w:rPr>
-          <w:rPr>
-            <w:color w:val="0000EE"/>
-            <w:u w:val="single"/>
-          </w:rPr>
-          <w:t>Пр.1:8</w:t>
-        </w:r>
-      </w:hyperlink>
+      <w:r>
+        <w:rPr>
+          <w:lang w:val="ru_RU" w:bidi="ru_RU"/>
+        </w:rPr>
+        <w:t>Пр.1:8</w:t>
+      </w:r>
       <w:r>
         <w:rPr>
           <w:lang w:val="ru_RU" w:bidi="ru_RU"/>
@@ -945,72 +843,48 @@
         </w:rPr>
         <w:t>Многие из притч больше подходят для наставления юношей, чем девушек (например, предостережения избегать аморальных женщин), однако книга Притчи имеет гораздо более широкую аудиторию, чем просто юношей. Её цель — научить мудрости людей (</w:t>
       </w:r>
-      <w:hyperlink r:id="rId30">
-        <w:r>
-          <w:rPr>
-            <w:lang w:val="ru_RU" w:bidi="ru_RU"/>
-          </w:rPr>
-          <w:rPr>
-            <w:color w:val="0000EE"/>
-            <w:u w:val="single"/>
-          </w:rPr>
-          <w:t>1:2</w:t>
-        </w:r>
-      </w:hyperlink>
+      <w:r>
+        <w:rPr>
+          <w:lang w:val="ru_RU" w:bidi="ru_RU"/>
+        </w:rPr>
+        <w:t>1:2</w:t>
+      </w:r>
       <w:r>
         <w:rPr>
           <w:lang w:val="ru_RU" w:bidi="ru_RU"/>
         </w:rPr>
         <w:t>), как простых (</w:t>
       </w:r>
-      <w:hyperlink r:id="rId31">
-        <w:r>
-          <w:rPr>
-            <w:lang w:val="ru_RU" w:bidi="ru_RU"/>
-          </w:rPr>
-          <w:rPr>
-            <w:color w:val="0000EE"/>
-            <w:u w:val="single"/>
-          </w:rPr>
-          <w:t>1:4</w:t>
-        </w:r>
-      </w:hyperlink>
+      <w:r>
+        <w:rPr>
+          <w:lang w:val="ru_RU" w:bidi="ru_RU"/>
+        </w:rPr>
+        <w:t>1:4</w:t>
+      </w:r>
       <w:r>
         <w:rPr>
           <w:lang w:val="ru_RU" w:bidi="ru_RU"/>
         </w:rPr>
         <w:t>), так и мудрых (</w:t>
       </w:r>
-      <w:hyperlink r:id="rId32">
-        <w:r>
-          <w:rPr>
-            <w:lang w:val="ru_RU" w:bidi="ru_RU"/>
-          </w:rPr>
-          <w:rPr>
-            <w:color w:val="0000EE"/>
-            <w:u w:val="single"/>
-          </w:rPr>
-          <w:t>1:5</w:t>
-        </w:r>
-      </w:hyperlink>
+      <w:r>
+        <w:rPr>
+          <w:lang w:val="ru_RU" w:bidi="ru_RU"/>
+        </w:rPr>
+        <w:t>1:5</w:t>
+      </w:r>
       <w:r>
         <w:rPr>
           <w:lang w:val="ru_RU" w:bidi="ru_RU"/>
         </w:rPr>
         <w:t>). Притчи адресованы всем, но не все их принимают (</w:t>
       </w:r>
-      <w:hyperlink r:id="rId33">
-        <w:r>
-          <w:rPr>
-            <w:lang w:val="ru_RU" w:bidi="ru_RU"/>
-          </w:rPr>
-          <w:rPr>
-            <w:color w:val="0000EE"/>
-            <w:u w:val="single"/>
-          </w:rPr>
-          <w:t>1:7</w:t>
-        </w:r>
-      </w:hyperlink>
+      <w:r>
+        <w:rPr>
+          <w:lang w:val="ru_RU" w:bidi="ru_RU"/>
+        </w:rPr>
+        <w:t>1:7</w:t>
+      </w:r>
       <w:r>
         <w:rPr>
           <w:lang w:val="ru_RU" w:bidi="ru_RU"/>
@@ -1064,18 +938,12 @@
         </w:rPr>
         <w:t>Советы из книги Притчи иногда кажутся противоречащими сами себе, но мудрость и внимательное чтение показывают, к каким обстоятельствам применим каждый совет. Стоит ли отвечать на аргументы глупца? Или лучше промолчать, когда понимаешь, что споришь с глупцом (</w:t>
       </w:r>
-      <w:hyperlink r:id="rId34">
-        <w:r>
-          <w:rPr>
-            <w:lang w:val="ru_RU" w:bidi="ru_RU"/>
-          </w:rPr>
-          <w:rPr>
-            <w:color w:val="0000EE"/>
-            <w:u w:val="single"/>
-          </w:rPr>
-          <w:t>26:4–5</w:t>
-        </w:r>
-      </w:hyperlink>
+      <w:r>
+        <w:rPr>
+          <w:lang w:val="ru_RU" w:bidi="ru_RU"/>
+        </w:rPr>
+        <w:t>26:4–5</w:t>
+      </w:r>
       <w:r>
         <w:rPr>
           <w:lang w:val="ru_RU" w:bidi="ru_RU"/>
@@ -1096,18 +964,12 @@
         </w:rPr>
         <w:t xml:space="preserve">Мудрость Притч носит практический характер, но в этих высказываниях содержится гораздо больше, чем просто хороший совет. Настоящая мудрость основана на почтительных, наполненных верой отношениях с Богом, Который является истинным источником всей мудрости. Эта мысль выражена в </w:t>
       </w:r>
-      <w:hyperlink r:id="rId33">
-        <w:r>
-          <w:rPr>
-            <w:lang w:val="ru_RU" w:bidi="ru_RU"/>
-          </w:rPr>
-          <w:rPr>
-            <w:color w:val="0000EE"/>
-            <w:u w:val="single"/>
-          </w:rPr>
-          <w:t>1:7</w:t>
-        </w:r>
-      </w:hyperlink>
+      <w:r>
+        <w:rPr>
+          <w:lang w:val="ru_RU" w:bidi="ru_RU"/>
+        </w:rPr>
+        <w:t>1:7</w:t>
+      </w:r>
       <w:r>
         <w:rPr>
           <w:lang w:val="ru_RU" w:bidi="ru_RU"/>
